--- a/en/wisdom-stories/plastic-cup.docx
+++ b/en/wisdom-stories/plastic-cup.docx
@@ -121,7 +121,7 @@
         <w:rPr>
           <w:lang/>
         </w:rPr>
-        <w:t>“At first, it felt strange. Then I realised: last year, the porcelain cup wasn’t for me. It was for my position.”</w:t>
+        <w:t xml:space="preserve">“At first, it felt strange. Then I realized: last year, the porcelain cup wasn’t for me. It was for my position.”</w:t>
       </w:r>
     </w:p>
     <w:p>
